--- a/ADR_036.docx
+++ b/ADR_036.docx
@@ -35,7 +35,19 @@
           <w:b/>
           <w:bCs/>
         </w:rPr>
-        <w:t xml:space="preserve">Status: DECIDED</w:t>
+        <w:t xml:space="preserve">Status: SUPERSEDED by ADR-044 — September 20, 2026</w:t>
+      </w:r>
+    </w:p>
+    <w:p>
+      <w:pPr>
+        <w:spacing w:after="120"/>
+      </w:pPr>
+      <w:r>
+        <w:rPr>
+          <w:b w:val="false"/>
+          <w:bCs w:val="false"/>
+        </w:rPr>
+        <w:t xml:space="preserve">DO NOT IMPLEMENT. This policy specifies iogpu.wired_limit_mb values of 28672 MB and 58982 MB for 32 GB and 64 GB headless hosts. No such host was ever acquired. The production host is a 16 GB MacBook Air running an interactive GUI session, which invalidates both the allocation values and the headless-server premise in Section 4. The LaunchDaemon was never installed — verified September 20, 2026: sysctl iogpu.wired_limit_mb returns 0 (macOS default). Retained for historical record only. See ADR-044 and ADR-043.</w:t>
       </w:r>
     </w:p>
     <w:p>
